--- a/backend/src/main/resources/templates/documents/Attestation_de_travail_modele.docx
+++ b/backend/src/main/resources/templates/documents/Attestation_de_travail_modele.docx
@@ -687,57 +687,8 @@
 </file>
 
 <file path=word/footer1.xml><?xml version="1.0" encoding="utf-8"?>
-<w:ftr xmlns:wpc="http://schemas.microsoft.com/office/word/2010/wordprocessingCanvas" xmlns:mc="http://schemas.openxmlformats.org/markup-compatibility/2006" xmlns:o="urn:schemas-microsoft-com:office:office" xmlns:r="http://schemas.openxmlformats.org/officeDocument/2006/relationships" xmlns:m="http://schemas.openxmlformats.org/officeDocument/2006/math" xmlns:v="urn:schemas-microsoft-com:vml" xmlns:wp14="http://schemas.microsoft.com/office/word/2010/wordprocessingDrawing" xmlns:wp="http://schemas.openxmlformats.org/drawingml/2006/wordprocessingDrawing" xmlns:w10="urn:schemas-microsoft-com:office:word" xmlns:w="http://schemas.openxmlformats.org/wordprocessingml/2006/main" xmlns:w14="http://schemas.microsoft.com/office/word/2010/wordml" xmlns:w15="http://schemas.microsoft.com/office/word/2012/wordml" xmlns:wpg="http://schemas.microsoft.com/office/word/2010/wordprocessingGroup" xmlns:wpi="http://schemas.microsoft.com/office/word/2010/wordprocessingInk" xmlns:wne="http://schemas.microsoft.com/office/word/2006/wordml" xmlns:wps="http://schemas.microsoft.com/office/word/2010/wordprocessingShape">
-  <w:p>
-    <w:pPr>
-      <w:pBdr>
-        <w:top w:val="single" w:color="E7E6E6" w:sz="4" w:space="4"/>
-      </w:pBdr>
-      <w:jc w:val="center"/>
-    </w:pPr>
-    <w:r>
-      <w:rPr>
-        <w:rFonts w:ascii="Calibri" w:cs="Calibri" w:eastAsia="Calibri" w:hAnsi="Calibri"/>
-        <w:color w:val="595959"/>
-        <w:sz w:val="16"/>
-        <w:szCs w:val="16"/>
-      </w:rPr>
-      <w:t xml:space="preserve">[Nom de l'entreprise] — Document confidentiel — Page </w:t>
-    </w:r>
-    <w:r>
-      <w:rPr>
-        <w:rFonts w:ascii="Calibri" w:cs="Calibri" w:eastAsia="Calibri" w:hAnsi="Calibri"/>
-        <w:color w:val="595959"/>
-        <w:sz w:val="16"/>
-        <w:szCs w:val="16"/>
-      </w:rPr>
-      <w:fldChar w:fldCharType="begin"/>
-      <w:instrText xml:space="preserve">PAGE</w:instrText>
-      <w:fldChar w:fldCharType="separate"/>
-      <w:fldChar w:fldCharType="end"/>
-    </w:r>
-    <w:r>
-      <w:rPr>
-        <w:rFonts w:ascii="Calibri" w:cs="Calibri" w:eastAsia="Calibri" w:hAnsi="Calibri"/>
-        <w:color w:val="595959"/>
-        <w:sz w:val="16"/>
-        <w:szCs w:val="16"/>
-      </w:rPr>
-      <w:t xml:space="preserve"> / </w:t>
-    </w:r>
-    <w:r>
-      <w:rPr>
-        <w:rFonts w:ascii="Calibri" w:cs="Calibri" w:eastAsia="Calibri" w:hAnsi="Calibri"/>
-        <w:color w:val="595959"/>
-        <w:sz w:val="16"/>
-        <w:szCs w:val="16"/>
-      </w:rPr>
-      <w:fldChar w:fldCharType="begin"/>
-      <w:instrText xml:space="preserve">NUMPAGES</w:instrText>
-      <w:fldChar w:fldCharType="separate"/>
-      <w:fldChar w:fldCharType="end"/>
-    </w:r>
-  </w:p>
+<w:ftr xmlns:w="http://schemas.openxmlformats.org/wordprocessingml/2006/main">
+  <w:p/>
 </w:ftr>
 </file>
 
